--- a/資料庫&文件範本/原廠出廠證明書.docx
+++ b/資料庫&文件範本/原廠出廠證明書.docx
@@ -420,6 +420,17 @@
           <w:szCs w:val="36"/>
         </w:rPr>
       </w:pPr>
+      <w:r>
+        <w:rPr>
+          <w:rFonts w:ascii="標楷體" w:eastAsia="標楷體" w:hAnsi="標楷體" w:hint="eastAsia"/>
+          <w:b/>
+          <w:bCs/>
+          <w:noProof/>
+          <w:sz w:val="28"/>
+          <w:szCs w:val="32"/>
+        </w:rPr>
+        <w:t>中華民國</w:t>
+      </w:r>
       <w:r>
         <w:rPr>
           <w:rFonts w:ascii="標楷體" w:eastAsia="標楷體" w:hAnsi="標楷體" w:hint="eastAsia"/>
